--- a/backend/templates/modelo_frequencia.docx
+++ b/backend/templates/modelo_frequencia.docx
@@ -180,27 +180,6 @@
             </w:r>
             <w:r>
               <w:t>{{MATRICULA}}</w:t>
-            </w:r>
-            <w:r>
-              <w:rPr>
-                <w:rFonts w:ascii="Arial Narrow" w:hAnsi="Arial Narrow"/>
-                <w:b/>
-              </w:rPr>
-              <w:fldChar w:fldCharType="begin"/>
-            </w:r>
-            <w:r>
-              <w:rPr>
-                <w:rFonts w:ascii="Arial Narrow" w:hAnsi="Arial Narrow"/>
-                <w:b/>
-              </w:rPr>
-              <w:instrText xml:space="preserve"> MERGEFIELD MATRÍCULA </w:instrText>
-            </w:r>
-            <w:r>
-              <w:rPr>
-                <w:rFonts w:ascii="Arial Narrow" w:hAnsi="Arial Narrow"/>
-                <w:b/>
-              </w:rPr>
-              <w:fldChar w:fldCharType="end"/>
             </w:r>
           </w:p>
         </w:tc>

--- a/backend/templates/modelo_frequencia.docx
+++ b/backend/templates/modelo_frequencia.docx
@@ -44,14 +44,12 @@
         <w:gridCol w:w="850"/>
         <w:gridCol w:w="851"/>
         <w:gridCol w:w="1134"/>
-        <w:gridCol w:w="752"/>
-        <w:gridCol w:w="9"/>
-        <w:gridCol w:w="373"/>
+        <w:gridCol w:w="1134"/>
         <w:gridCol w:w="709"/>
         <w:gridCol w:w="850"/>
         <w:gridCol w:w="851"/>
-        <w:gridCol w:w="327"/>
-        <w:gridCol w:w="948"/>
+        <w:gridCol w:w="141"/>
+        <w:gridCol w:w="1134"/>
         <w:gridCol w:w="1134"/>
         <w:gridCol w:w="709"/>
       </w:tblGrid>
@@ -61,8 +59,8 @@
         </w:trPr>
         <w:tc>
           <w:tcPr>
-            <w:tcW w:w="4442" w:type="dxa"/>
-            <w:gridSpan w:val="6"/>
+            <w:tcW w:w="4815" w:type="dxa"/>
+            <w:gridSpan w:val="5"/>
             <w:tcBorders>
               <w:top w:val="single" w:sz="4" w:space="0" w:color="auto"/>
               <w:left w:val="single" w:sz="4" w:space="0" w:color="auto"/>
@@ -76,21 +74,34 @@
               <w:rPr>
                 <w:rFonts w:ascii="Arial Narrow" w:hAnsi="Arial Narrow"/>
                 <w:b/>
+                <w:sz w:val="18"/>
+                <w:szCs w:val="18"/>
               </w:rPr>
             </w:pPr>
             <w:r>
               <w:rPr>
                 <w:rFonts w:ascii="Arial Narrow" w:hAnsi="Arial Narrow"/>
                 <w:b/>
-              </w:rPr>
-              <w:t xml:space="preserve">Unidade: CENTRO MELHOR IDADE </w:t>
-            </w:r>
-          </w:p>
-        </w:tc>
-        <w:tc>
-          <w:tcPr>
-            <w:tcW w:w="5901" w:type="dxa"/>
-            <w:gridSpan w:val="8"/>
+                <w:sz w:val="18"/>
+                <w:szCs w:val="18"/>
+              </w:rPr>
+              <w:t xml:space="preserve">Unidade: CENTRO </w:t>
+            </w:r>
+            <w:r>
+              <w:rPr>
+                <w:rFonts w:ascii="Arial Narrow" w:hAnsi="Arial Narrow"/>
+                <w:b/>
+                <w:sz w:val="18"/>
+                <w:szCs w:val="18"/>
+              </w:rPr>
+              <w:t>INTEGRADO DE ATENÇÃO À PESSOA IDOSA</w:t>
+            </w:r>
+          </w:p>
+        </w:tc>
+        <w:tc>
+          <w:tcPr>
+            <w:tcW w:w="5528" w:type="dxa"/>
+            <w:gridSpan w:val="7"/>
             <w:tcBorders>
               <w:top w:val="single" w:sz="4" w:space="0" w:color="auto"/>
               <w:left w:val="single" w:sz="4" w:space="0" w:color="auto"/>
@@ -104,12 +115,16 @@
               <w:rPr>
                 <w:rFonts w:ascii="Arial Narrow" w:hAnsi="Arial Narrow"/>
                 <w:b/>
+                <w:sz w:val="18"/>
+                <w:szCs w:val="18"/>
               </w:rPr>
             </w:pPr>
             <w:r>
               <w:rPr>
                 <w:rFonts w:ascii="Arial Narrow" w:hAnsi="Arial Narrow"/>
                 <w:b/>
+                <w:sz w:val="18"/>
+                <w:szCs w:val="18"/>
               </w:rPr>
               <w:t>Lotação: SETRABES</w:t>
             </w:r>
@@ -123,8 +138,8 @@
         </w:trPr>
         <w:tc>
           <w:tcPr>
-            <w:tcW w:w="7552" w:type="dxa"/>
-            <w:gridSpan w:val="11"/>
+            <w:tcW w:w="7366" w:type="dxa"/>
+            <w:gridSpan w:val="9"/>
             <w:tcBorders>
               <w:top w:val="single" w:sz="4" w:space="0" w:color="auto"/>
               <w:left w:val="single" w:sz="4" w:space="0" w:color="auto"/>
@@ -138,23 +153,31 @@
               <w:rPr>
                 <w:rFonts w:ascii="Arial Narrow" w:hAnsi="Arial Narrow"/>
                 <w:b/>
+                <w:sz w:val="18"/>
+                <w:szCs w:val="18"/>
               </w:rPr>
             </w:pPr>
             <w:r>
               <w:rPr>
                 <w:rFonts w:ascii="Arial Narrow" w:hAnsi="Arial Narrow"/>
                 <w:b/>
+                <w:sz w:val="18"/>
+                <w:szCs w:val="18"/>
               </w:rPr>
               <w:t xml:space="preserve">Servidor (a): </w:t>
             </w:r>
             <w:r>
+              <w:rPr>
+                <w:sz w:val="18"/>
+                <w:szCs w:val="18"/>
+              </w:rPr>
               <w:t>{{NOME}}</w:t>
             </w:r>
           </w:p>
         </w:tc>
         <w:tc>
           <w:tcPr>
-            <w:tcW w:w="2791" w:type="dxa"/>
+            <w:tcW w:w="2977" w:type="dxa"/>
             <w:gridSpan w:val="3"/>
             <w:tcBorders>
               <w:top w:val="single" w:sz="4" w:space="0" w:color="auto"/>
@@ -169,20 +192,30 @@
               <w:rPr>
                 <w:rFonts w:ascii="Arial Narrow" w:hAnsi="Arial Narrow"/>
                 <w:b/>
+                <w:sz w:val="18"/>
+                <w:szCs w:val="18"/>
               </w:rPr>
             </w:pPr>
             <w:r>
               <w:rPr>
                 <w:rFonts w:ascii="Arial Narrow" w:hAnsi="Arial Narrow"/>
                 <w:b/>
+                <w:sz w:val="18"/>
+                <w:szCs w:val="18"/>
               </w:rPr>
               <w:t xml:space="preserve">Matrícula: </w:t>
             </w:r>
             <w:r>
+              <w:rPr>
+                <w:sz w:val="18"/>
+                <w:szCs w:val="18"/>
+              </w:rPr>
               <w:t>{{MATRICULA}}</w:t>
             </w:r>
           </w:p>
         </w:tc>
+        <w:bookmarkStart w:id="0" w:name="_GoBack"/>
+        <w:bookmarkEnd w:id="0"/>
       </w:tr>
       <w:tr>
         <w:trPr>
@@ -191,8 +224,8 @@
         </w:trPr>
         <w:tc>
           <w:tcPr>
-            <w:tcW w:w="7552" w:type="dxa"/>
-            <w:gridSpan w:val="11"/>
+            <w:tcW w:w="7366" w:type="dxa"/>
+            <w:gridSpan w:val="9"/>
             <w:tcBorders>
               <w:top w:val="single" w:sz="4" w:space="0" w:color="auto"/>
               <w:left w:val="single" w:sz="4" w:space="0" w:color="auto"/>
@@ -206,23 +239,31 @@
               <w:rPr>
                 <w:rFonts w:ascii="Arial Narrow" w:hAnsi="Arial Narrow"/>
                 <w:b/>
+                <w:sz w:val="18"/>
+                <w:szCs w:val="18"/>
               </w:rPr>
             </w:pPr>
             <w:r>
               <w:rPr>
                 <w:rFonts w:ascii="Arial Narrow" w:hAnsi="Arial Narrow"/>
                 <w:b/>
+                <w:sz w:val="18"/>
+                <w:szCs w:val="18"/>
               </w:rPr>
               <w:t xml:space="preserve">Categoria: </w:t>
             </w:r>
             <w:r>
+              <w:rPr>
+                <w:sz w:val="18"/>
+                <w:szCs w:val="18"/>
+              </w:rPr>
               <w:t>{{CATEGORIA}}</w:t>
             </w:r>
           </w:p>
         </w:tc>
         <w:tc>
           <w:tcPr>
-            <w:tcW w:w="2791" w:type="dxa"/>
+            <w:tcW w:w="2977" w:type="dxa"/>
             <w:gridSpan w:val="3"/>
             <w:tcBorders>
               <w:top w:val="single" w:sz="4" w:space="0" w:color="auto"/>
@@ -237,16 +278,24 @@
               <w:rPr>
                 <w:rFonts w:ascii="Arial Narrow" w:hAnsi="Arial Narrow"/>
                 <w:b/>
+                <w:sz w:val="18"/>
+                <w:szCs w:val="18"/>
               </w:rPr>
             </w:pPr>
             <w:r>
               <w:rPr>
                 <w:rFonts w:ascii="Arial Narrow" w:hAnsi="Arial Narrow"/>
                 <w:b/>
+                <w:sz w:val="18"/>
+                <w:szCs w:val="18"/>
               </w:rPr>
               <w:t xml:space="preserve">CPF: </w:t>
             </w:r>
             <w:r>
+              <w:rPr>
+                <w:sz w:val="18"/>
+                <w:szCs w:val="18"/>
+              </w:rPr>
               <w:t>{{CPF}}</w:t>
             </w:r>
           </w:p>
@@ -259,7 +308,7 @@
         <w:tc>
           <w:tcPr>
             <w:tcW w:w="10343" w:type="dxa"/>
-            <w:gridSpan w:val="14"/>
+            <w:gridSpan w:val="12"/>
             <w:tcBorders>
               <w:top w:val="single" w:sz="4" w:space="0" w:color="auto"/>
               <w:left w:val="single" w:sz="4" w:space="0" w:color="auto"/>
@@ -273,16 +322,24 @@
               <w:rPr>
                 <w:rFonts w:ascii="Arial Narrow" w:hAnsi="Arial Narrow"/>
                 <w:b/>
+                <w:sz w:val="18"/>
+                <w:szCs w:val="18"/>
               </w:rPr>
             </w:pPr>
             <w:r>
               <w:rPr>
                 <w:rFonts w:ascii="Arial Narrow" w:hAnsi="Arial Narrow"/>
                 <w:b/>
+                <w:sz w:val="18"/>
+                <w:szCs w:val="18"/>
               </w:rPr>
               <w:t xml:space="preserve">Cargo: </w:t>
             </w:r>
             <w:r>
+              <w:rPr>
+                <w:sz w:val="18"/>
+                <w:szCs w:val="18"/>
+              </w:rPr>
               <w:t>{{CARGO}}</w:t>
             </w:r>
           </w:p>
@@ -296,7 +353,7 @@
         </w:trPr>
         <w:tc>
           <w:tcPr>
-            <w:tcW w:w="4433" w:type="dxa"/>
+            <w:tcW w:w="4815" w:type="dxa"/>
             <w:gridSpan w:val="5"/>
             <w:tcBorders>
               <w:top w:val="single" w:sz="4" w:space="0" w:color="auto"/>
@@ -311,12 +368,16 @@
               <w:rPr>
                 <w:rFonts w:ascii="Arial Narrow" w:hAnsi="Arial Narrow"/>
                 <w:b/>
+                <w:sz w:val="18"/>
+                <w:szCs w:val="18"/>
               </w:rPr>
             </w:pPr>
             <w:r>
               <w:rPr>
                 <w:rFonts w:ascii="Arial Narrow" w:hAnsi="Arial Narrow"/>
                 <w:b/>
+                <w:sz w:val="18"/>
+                <w:szCs w:val="18"/>
               </w:rPr>
               <w:t>Frequência:</w:t>
             </w:r>
@@ -324,8 +385,8 @@
         </w:tc>
         <w:tc>
           <w:tcPr>
-            <w:tcW w:w="3119" w:type="dxa"/>
-            <w:gridSpan w:val="6"/>
+            <w:tcW w:w="2551" w:type="dxa"/>
+            <w:gridSpan w:val="4"/>
             <w:tcBorders>
               <w:top w:val="single" w:sz="4" w:space="0" w:color="auto"/>
               <w:left w:val="single" w:sz="4" w:space="0" w:color="auto"/>
@@ -339,23 +400,31 @@
               <w:rPr>
                 <w:rFonts w:ascii="Arial Narrow" w:hAnsi="Arial Narrow"/>
                 <w:b/>
+                <w:sz w:val="18"/>
+                <w:szCs w:val="18"/>
               </w:rPr>
             </w:pPr>
             <w:r>
               <w:rPr>
                 <w:rFonts w:ascii="Arial Narrow" w:hAnsi="Arial Narrow"/>
                 <w:b/>
+                <w:sz w:val="18"/>
+                <w:szCs w:val="18"/>
               </w:rPr>
               <w:t xml:space="preserve">C.H-Diária: </w:t>
             </w:r>
             <w:r>
+              <w:rPr>
+                <w:sz w:val="18"/>
+                <w:szCs w:val="18"/>
+              </w:rPr>
               <w:t>{{CH_DIARIA}}</w:t>
             </w:r>
           </w:p>
         </w:tc>
         <w:tc>
           <w:tcPr>
-            <w:tcW w:w="2791" w:type="dxa"/>
+            <w:tcW w:w="2977" w:type="dxa"/>
             <w:gridSpan w:val="3"/>
             <w:tcBorders>
               <w:top w:val="single" w:sz="4" w:space="0" w:color="auto"/>
@@ -370,12 +439,16 @@
               <w:rPr>
                 <w:rFonts w:ascii="Arial Narrow" w:hAnsi="Arial Narrow"/>
                 <w:b/>
+                <w:sz w:val="18"/>
+                <w:szCs w:val="18"/>
               </w:rPr>
             </w:pPr>
             <w:r>
               <w:rPr>
                 <w:rFonts w:ascii="Arial Narrow" w:hAnsi="Arial Narrow"/>
                 <w:b/>
+                <w:sz w:val="18"/>
+                <w:szCs w:val="18"/>
               </w:rPr>
               <w:t>C.H-Semanal</w:t>
             </w:r>
@@ -383,10 +456,16 @@
               <w:rPr>
                 <w:rFonts w:ascii="Arial Narrow" w:hAnsi="Arial Narrow"/>
                 <w:b/>
+                <w:sz w:val="18"/>
+                <w:szCs w:val="18"/>
               </w:rPr>
               <w:t xml:space="preserve">: </w:t>
             </w:r>
             <w:r>
+              <w:rPr>
+                <w:sz w:val="18"/>
+                <w:szCs w:val="18"/>
+              </w:rPr>
               <w:t>{{CH_SEMANAL}}</w:t>
             </w:r>
           </w:p>
@@ -399,8 +478,8 @@
         </w:trPr>
         <w:tc>
           <w:tcPr>
-            <w:tcW w:w="7552" w:type="dxa"/>
-            <w:gridSpan w:val="11"/>
+            <w:tcW w:w="7366" w:type="dxa"/>
+            <w:gridSpan w:val="9"/>
             <w:tcBorders>
               <w:top w:val="single" w:sz="4" w:space="0" w:color="auto"/>
               <w:left w:val="single" w:sz="4" w:space="0" w:color="auto"/>
@@ -415,23 +494,31 @@
               <w:rPr>
                 <w:rFonts w:ascii="Arial Narrow" w:hAnsi="Arial Narrow"/>
                 <w:b/>
+                <w:sz w:val="18"/>
+                <w:szCs w:val="18"/>
               </w:rPr>
             </w:pPr>
             <w:r>
               <w:rPr>
                 <w:rFonts w:ascii="Arial Narrow" w:hAnsi="Arial Narrow"/>
                 <w:b/>
+                <w:sz w:val="18"/>
+                <w:szCs w:val="18"/>
               </w:rPr>
               <w:t xml:space="preserve">MÊS: </w:t>
             </w:r>
             <w:r>
+              <w:rPr>
+                <w:sz w:val="18"/>
+                <w:szCs w:val="18"/>
+              </w:rPr>
               <w:t>{{MES}}</w:t>
             </w:r>
           </w:p>
         </w:tc>
         <w:tc>
           <w:tcPr>
-            <w:tcW w:w="2791" w:type="dxa"/>
+            <w:tcW w:w="2977" w:type="dxa"/>
             <w:gridSpan w:val="3"/>
             <w:tcBorders>
               <w:top w:val="single" w:sz="4" w:space="0" w:color="auto"/>
@@ -447,16 +534,24 @@
               <w:rPr>
                 <w:rFonts w:ascii="Arial Narrow" w:hAnsi="Arial Narrow"/>
                 <w:b/>
+                <w:sz w:val="18"/>
+                <w:szCs w:val="18"/>
               </w:rPr>
             </w:pPr>
             <w:r>
               <w:rPr>
                 <w:rFonts w:ascii="Arial Narrow" w:hAnsi="Arial Narrow"/>
                 <w:b/>
+                <w:sz w:val="18"/>
+                <w:szCs w:val="18"/>
               </w:rPr>
               <w:t xml:space="preserve">Ano: </w:t>
             </w:r>
             <w:r>
+              <w:rPr>
+                <w:sz w:val="18"/>
+                <w:szCs w:val="18"/>
+              </w:rPr>
               <w:t>{{ANO}}</w:t>
             </w:r>
           </w:p>
@@ -476,7 +571,7 @@
         <w:tc>
           <w:tcPr>
             <w:tcW w:w="5524" w:type="dxa"/>
-            <w:gridSpan w:val="8"/>
+            <w:gridSpan w:val="6"/>
             <w:shd w:val="clear" w:color="auto" w:fill="C0C0C0"/>
             <w:vAlign w:val="center"/>
           </w:tcPr>
@@ -650,7 +745,6 @@
         <w:tc>
           <w:tcPr>
             <w:tcW w:w="1134" w:type="dxa"/>
-            <w:gridSpan w:val="3"/>
             <w:tcBorders>
               <w:bottom w:val="single" w:sz="4" w:space="0" w:color="auto"/>
             </w:tcBorders>
@@ -963,7 +1057,6 @@
         <w:tc>
           <w:tcPr>
             <w:tcW w:w="1134" w:type="dxa"/>
-            <w:gridSpan w:val="3"/>
             <w:tcBorders>
               <w:bottom w:val="single" w:sz="4" w:space="0" w:color="auto"/>
             </w:tcBorders>
@@ -1259,7 +1352,6 @@
         <w:tc>
           <w:tcPr>
             <w:tcW w:w="1134" w:type="dxa"/>
-            <w:gridSpan w:val="3"/>
             <w:tcBorders>
               <w:bottom w:val="single" w:sz="4" w:space="0" w:color="auto"/>
             </w:tcBorders>
@@ -1561,7 +1653,6 @@
         <w:tc>
           <w:tcPr>
             <w:tcW w:w="1134" w:type="dxa"/>
-            <w:gridSpan w:val="3"/>
             <w:tcBorders>
               <w:bottom w:val="single" w:sz="4" w:space="0" w:color="auto"/>
             </w:tcBorders>
@@ -1861,7 +1952,6 @@
         <w:tc>
           <w:tcPr>
             <w:tcW w:w="1134" w:type="dxa"/>
-            <w:gridSpan w:val="3"/>
             <w:tcBorders>
               <w:bottom w:val="single" w:sz="4" w:space="0" w:color="auto"/>
             </w:tcBorders>
@@ -2161,7 +2251,6 @@
         <w:tc>
           <w:tcPr>
             <w:tcW w:w="1134" w:type="dxa"/>
-            <w:gridSpan w:val="3"/>
             <w:tcBorders>
               <w:bottom w:val="single" w:sz="4" w:space="0" w:color="auto"/>
             </w:tcBorders>
@@ -2461,7 +2550,6 @@
         <w:tc>
           <w:tcPr>
             <w:tcW w:w="1134" w:type="dxa"/>
-            <w:gridSpan w:val="3"/>
             <w:tcBorders>
               <w:bottom w:val="single" w:sz="4" w:space="0" w:color="auto"/>
             </w:tcBorders>
@@ -2761,7 +2849,6 @@
         <w:tc>
           <w:tcPr>
             <w:tcW w:w="1134" w:type="dxa"/>
-            <w:gridSpan w:val="3"/>
             <w:tcBorders>
               <w:bottom w:val="single" w:sz="4" w:space="0" w:color="auto"/>
             </w:tcBorders>
@@ -3061,7 +3148,6 @@
         <w:tc>
           <w:tcPr>
             <w:tcW w:w="1134" w:type="dxa"/>
-            <w:gridSpan w:val="3"/>
             <w:tcBorders>
               <w:bottom w:val="single" w:sz="4" w:space="0" w:color="auto"/>
             </w:tcBorders>
@@ -3361,7 +3447,6 @@
         <w:tc>
           <w:tcPr>
             <w:tcW w:w="1134" w:type="dxa"/>
-            <w:gridSpan w:val="3"/>
             <w:tcBorders>
               <w:bottom w:val="single" w:sz="4" w:space="0" w:color="auto"/>
             </w:tcBorders>
@@ -3661,7 +3746,6 @@
         <w:tc>
           <w:tcPr>
             <w:tcW w:w="1134" w:type="dxa"/>
-            <w:gridSpan w:val="3"/>
             <w:tcBorders>
               <w:bottom w:val="single" w:sz="4" w:space="0" w:color="auto"/>
             </w:tcBorders>
@@ -3961,7 +4045,6 @@
         <w:tc>
           <w:tcPr>
             <w:tcW w:w="1134" w:type="dxa"/>
-            <w:gridSpan w:val="3"/>
             <w:tcBorders>
               <w:bottom w:val="single" w:sz="4" w:space="0" w:color="auto"/>
             </w:tcBorders>
@@ -4261,7 +4344,6 @@
         <w:tc>
           <w:tcPr>
             <w:tcW w:w="1134" w:type="dxa"/>
-            <w:gridSpan w:val="3"/>
             <w:tcBorders>
               <w:bottom w:val="single" w:sz="4" w:space="0" w:color="auto"/>
             </w:tcBorders>
@@ -4561,7 +4643,6 @@
         <w:tc>
           <w:tcPr>
             <w:tcW w:w="1134" w:type="dxa"/>
-            <w:gridSpan w:val="3"/>
             <w:tcBorders>
               <w:bottom w:val="single" w:sz="4" w:space="0" w:color="auto"/>
             </w:tcBorders>
@@ -4861,7 +4942,6 @@
         <w:tc>
           <w:tcPr>
             <w:tcW w:w="1134" w:type="dxa"/>
-            <w:gridSpan w:val="3"/>
             <w:tcBorders>
               <w:bottom w:val="single" w:sz="4" w:space="0" w:color="auto"/>
             </w:tcBorders>
@@ -5161,7 +5241,6 @@
         <w:tc>
           <w:tcPr>
             <w:tcW w:w="1134" w:type="dxa"/>
-            <w:gridSpan w:val="3"/>
             <w:tcBorders>
               <w:bottom w:val="single" w:sz="4" w:space="0" w:color="auto"/>
             </w:tcBorders>
@@ -5461,7 +5540,6 @@
         <w:tc>
           <w:tcPr>
             <w:tcW w:w="1134" w:type="dxa"/>
-            <w:gridSpan w:val="3"/>
             <w:tcBorders>
               <w:bottom w:val="single" w:sz="4" w:space="0" w:color="auto"/>
             </w:tcBorders>
@@ -5761,7 +5839,6 @@
         <w:tc>
           <w:tcPr>
             <w:tcW w:w="1134" w:type="dxa"/>
-            <w:gridSpan w:val="3"/>
             <w:tcBorders>
               <w:bottom w:val="single" w:sz="4" w:space="0" w:color="auto"/>
             </w:tcBorders>
@@ -6061,7 +6138,6 @@
         <w:tc>
           <w:tcPr>
             <w:tcW w:w="1134" w:type="dxa"/>
-            <w:gridSpan w:val="3"/>
             <w:tcBorders>
               <w:bottom w:val="single" w:sz="4" w:space="0" w:color="auto"/>
             </w:tcBorders>
@@ -6361,7 +6437,6 @@
         <w:tc>
           <w:tcPr>
             <w:tcW w:w="1134" w:type="dxa"/>
-            <w:gridSpan w:val="3"/>
             <w:tcBorders>
               <w:bottom w:val="single" w:sz="4" w:space="0" w:color="auto"/>
             </w:tcBorders>
@@ -6661,7 +6736,6 @@
         <w:tc>
           <w:tcPr>
             <w:tcW w:w="1134" w:type="dxa"/>
-            <w:gridSpan w:val="3"/>
             <w:tcBorders>
               <w:bottom w:val="single" w:sz="4" w:space="0" w:color="auto"/>
             </w:tcBorders>
@@ -6961,7 +7035,6 @@
         <w:tc>
           <w:tcPr>
             <w:tcW w:w="1134" w:type="dxa"/>
-            <w:gridSpan w:val="3"/>
             <w:tcBorders>
               <w:bottom w:val="single" w:sz="4" w:space="0" w:color="auto"/>
             </w:tcBorders>
@@ -7261,7 +7334,6 @@
         <w:tc>
           <w:tcPr>
             <w:tcW w:w="1134" w:type="dxa"/>
-            <w:gridSpan w:val="3"/>
             <w:tcBorders>
               <w:bottom w:val="single" w:sz="4" w:space="0" w:color="auto"/>
             </w:tcBorders>
@@ -7561,7 +7633,6 @@
         <w:tc>
           <w:tcPr>
             <w:tcW w:w="1134" w:type="dxa"/>
-            <w:gridSpan w:val="3"/>
             <w:tcBorders>
               <w:bottom w:val="single" w:sz="4" w:space="0" w:color="auto"/>
             </w:tcBorders>
@@ -7861,7 +7932,6 @@
         <w:tc>
           <w:tcPr>
             <w:tcW w:w="1134" w:type="dxa"/>
-            <w:gridSpan w:val="3"/>
             <w:tcBorders>
               <w:bottom w:val="single" w:sz="4" w:space="0" w:color="auto"/>
             </w:tcBorders>
@@ -8152,7 +8222,6 @@
         <w:tc>
           <w:tcPr>
             <w:tcW w:w="1134" w:type="dxa"/>
-            <w:gridSpan w:val="3"/>
             <w:shd w:val="clear" w:color="auto" w:fill="auto"/>
           </w:tcPr>
           <w:p>
@@ -8431,7 +8500,6 @@
         <w:tc>
           <w:tcPr>
             <w:tcW w:w="1134" w:type="dxa"/>
-            <w:gridSpan w:val="3"/>
             <w:tcBorders>
               <w:bottom w:val="single" w:sz="4" w:space="0" w:color="auto"/>
             </w:tcBorders>
@@ -8731,7 +8799,6 @@
         <w:tc>
           <w:tcPr>
             <w:tcW w:w="1134" w:type="dxa"/>
-            <w:gridSpan w:val="3"/>
             <w:tcBorders>
               <w:bottom w:val="single" w:sz="4" w:space="0" w:color="auto"/>
             </w:tcBorders>
@@ -9019,7 +9086,6 @@
         <w:tc>
           <w:tcPr>
             <w:tcW w:w="1134" w:type="dxa"/>
-            <w:gridSpan w:val="3"/>
             <w:shd w:val="clear" w:color="auto" w:fill="auto"/>
           </w:tcPr>
           <w:p>
@@ -9286,7 +9352,6 @@
         <w:tc>
           <w:tcPr>
             <w:tcW w:w="1134" w:type="dxa"/>
-            <w:gridSpan w:val="3"/>
             <w:shd w:val="clear" w:color="auto" w:fill="auto"/>
           </w:tcPr>
           <w:p>
@@ -9553,7 +9618,6 @@
         <w:tc>
           <w:tcPr>
             <w:tcW w:w="1134" w:type="dxa"/>
-            <w:gridSpan w:val="3"/>
             <w:shd w:val="clear" w:color="auto" w:fill="auto"/>
           </w:tcPr>
           <w:p>
@@ -9820,7 +9884,6 @@
         <w:tc>
           <w:tcPr>
             <w:tcW w:w="1134" w:type="dxa"/>
-            <w:gridSpan w:val="3"/>
             <w:shd w:val="clear" w:color="auto" w:fill="auto"/>
           </w:tcPr>
           <w:p>
@@ -9985,10 +10048,7 @@
         </w:tc>
       </w:tr>
     </w:tbl>
-    <w:p>
-      <w:bookmarkStart w:id="0" w:name="_GoBack"/>
-      <w:bookmarkEnd w:id="0"/>
-    </w:p>
+    <w:p/>
     <w:sectPr>
       <w:headerReference w:type="default" r:id="rId6"/>
       <w:footerReference w:type="default" r:id="rId7"/>
@@ -10129,6 +10189,14 @@
               <w:szCs w:val="16"/>
             </w:rPr>
             <w:t xml:space="preserve"> </w:t>
+          </w:r>
+          <w:r>
+            <w:rPr>
+              <w:rFonts w:ascii="Calibri" w:hAnsi="Calibri" w:cs="Calibri"/>
+              <w:sz w:val="16"/>
+              <w:szCs w:val="16"/>
+            </w:rPr>
+            <w:br/>
           </w:r>
           <w:proofErr w:type="spellStart"/>
           <w:r>

--- a/backend/templates/modelo_frequencia.docx
+++ b/backend/templates/modelo_frequencia.docx
@@ -10180,7 +10180,7 @@
               <w:sz w:val="16"/>
               <w:szCs w:val="16"/>
             </w:rPr>
-            <w:t>RAIMUNDA ARTEMES FREITAS DAS NEVES</w:t>
+            <w:t>{{GERENTE_NOME}}</w:t>
           </w:r>
           <w:r>
             <w:rPr>
@@ -10214,7 +10214,7 @@
               <w:sz w:val="16"/>
               <w:szCs w:val="16"/>
             </w:rPr>
-            <w:t xml:space="preserve"> 0164392-4-02</w:t>
+            <w:t xml:space="preserve"> {{GERENTE_MATRICULA}}</w:t>
           </w:r>
           <w:r>
             <w:rPr>
@@ -10230,7 +10230,7 @@
               <w:sz w:val="16"/>
               <w:szCs w:val="16"/>
             </w:rPr>
-            <w:t>Gerente do Centro Integrado de Atenção à Pessoa Idosa</w:t>
+            <w:t>{{GERENTE_CARGO}}</w:t>
           </w:r>
         </w:p>
         <w:p>
